--- a/郭子凌部分/测试计划.docx
+++ b/郭子凌部分/测试计划.docx
@@ -132,7 +132,7 @@
                 <w:b w:val="0"/>
                 <w:sz w:val="20"/>
               </w:rPr>
-              <w:t>由组长统一整理为 Word 版本，原作者与修订情况以正文记录为准</w:t>
+              <w:t>由罗元恒统一整理为 Word 版本，原作者与修订情况以正文记录为准</w:t>
             </w:r>
           </w:p>
         </w:tc>
@@ -488,7 +488,7 @@
                 <w:b w:val="0"/>
                 <w:sz w:val="20"/>
               </w:rPr>
-              <w:t>组长</w:t>
+              <w:t>罗元恒</w:t>
             </w:r>
           </w:p>
         </w:tc>
@@ -552,7 +552,7 @@
                 <w:b w:val="0"/>
                 <w:sz w:val="20"/>
               </w:rPr>
-              <w:t>组长</w:t>
+              <w:t>罗元恒</w:t>
             </w:r>
           </w:p>
         </w:tc>
@@ -606,7 +606,7 @@
           <w:b w:val="0"/>
           <w:sz w:val="22"/>
         </w:rPr>
-        <w:t>本测试计划用于规范信息收集整合系统的测试范围、测试方法、测试环境和通过标准。测试工作覆盖数据源配置、采集任务、数据清洗、趋势分析、接口调用、前端演示和性能冒烟验证，最终由组长统一审查并纳入项目归档。</w:t>
+        <w:t>本测试计划用于规范信息收集整合系统的测试范围、测试方法、测试环境和通过标准。测试工作覆盖数据源配置、采集任务、数据清洗、趋势分析、接口调用、前端演示和性能冒烟验证，最终由罗元恒统一审查并纳入项目归档。</w:t>
       </w:r>
     </w:p>
     <w:p>
@@ -908,7 +908,7 @@
                 <w:b w:val="0"/>
                 <w:sz w:val="20"/>
               </w:rPr>
-              <w:t>组长</w:t>
+              <w:t>罗元恒</w:t>
             </w:r>
           </w:p>
         </w:tc>
@@ -955,7 +955,7 @@
                 <w:b w:val="0"/>
                 <w:sz w:val="20"/>
               </w:rPr>
-              <w:t>组长</w:t>
+              <w:t>罗元恒</w:t>
             </w:r>
           </w:p>
         </w:tc>
@@ -1278,7 +1278,7 @@
           <w:b w:val="0"/>
           <w:sz w:val="22"/>
         </w:rPr>
-        <w:t>每次成员代码合并后，由组长运行全量测试并检查前端演示流程。</w:t>
+        <w:t>每次成员代码合并后，由罗元恒运行全量测试并检查前端演示流程。</w:t>
       </w:r>
     </w:p>
     <w:p>
@@ -1886,7 +1886,7 @@
                 <w:b w:val="0"/>
                 <w:sz w:val="20"/>
               </w:rPr>
-              <w:t>由组长统一接口字段和数据结构</w:t>
+              <w:t>由罗元恒统一接口字段和数据结构</w:t>
             </w:r>
           </w:p>
         </w:tc>
@@ -2027,7 +2027,7 @@
                 <w:b w:val="0"/>
                 <w:sz w:val="20"/>
               </w:rPr>
-              <w:t>由组长人工打开复核</w:t>
+              <w:t>由罗元恒人工打开复核</w:t>
             </w:r>
           </w:p>
         </w:tc>
@@ -2137,7 +2137,7 @@
           <w:b w:val="0"/>
           <w:sz w:val="22"/>
         </w:rPr>
-        <w:t>审查人：组长</w:t>
+        <w:t>审查人：罗元恒</w:t>
       </w:r>
     </w:p>
     <w:sectPr>

--- a/郭子凌部分/测试计划.docx
+++ b/郭子凌部分/测试计划.docx
@@ -2,6 +2,10 @@
 <file path=word/document.xml><?xml version="1.0" encoding="utf-8"?>
 <w:document xmlns:wpc="http://schemas.microsoft.com/office/word/2010/wordprocessingCanvas" xmlns:mo="http://schemas.microsoft.com/office/mac/office/2008/main" xmlns:mc="http://schemas.openxmlformats.org/markup-compatibility/2006" xmlns:mv="urn:schemas-microsoft-com:mac:vml" xmlns:o="urn:schemas-microsoft-com:office:office" xmlns:r="http://schemas.openxmlformats.org/officeDocument/2006/relationships" xmlns:m="http://schemas.openxmlformats.org/officeDocument/2006/math" xmlns:v="urn:schemas-microsoft-com:vml" xmlns:wp14="http://schemas.microsoft.com/office/word/2010/wordprocessingDrawing" xmlns:wp="http://schemas.openxmlformats.org/drawingml/2006/wordprocessingDrawing" xmlns:w10="urn:schemas-microsoft-com:office:word" xmlns:w="http://schemas.openxmlformats.org/wordprocessingml/2006/main" xmlns:w14="http://schemas.microsoft.com/office/word/2010/wordml" xmlns:wpg="http://schemas.microsoft.com/office/word/2010/wordprocessingGroup" xmlns:wpi="http://schemas.microsoft.com/office/word/2010/wordprocessingInk" xmlns:wne="http://schemas.microsoft.com/office/word/2006/wordml" xmlns:wps="http://schemas.microsoft.com/office/word/2010/wordprocessingShape" mc:Ignorable="w14 wp14">
   <w:body>
+    <w:p/>
+    <w:p/>
+    <w:p/>
+    <w:p/>
     <w:p>
       <w:pPr>
         <w:jc w:val="center"/>
@@ -12,7 +16,20 @@
           <w:b/>
           <w:sz w:val="40"/>
         </w:rPr>
-        <w:t>信息收集整合系统</w:t>
+        <w:t>集思 · 信息收集整合系统</w:t>
+      </w:r>
+    </w:p>
+    <w:p>
+      <w:pPr>
+        <w:jc w:val="center"/>
+      </w:pPr>
+      <w:r>
+        <w:rPr>
+          <w:rFonts w:ascii="Times New Roman" w:hAnsi="Times New Roman" w:eastAsia="Times New Roman"/>
+          <w:b w:val="0"/>
+          <w:sz w:val="26"/>
+        </w:rPr>
+        <w:t>Jisi InfoHub</w:t>
       </w:r>
     </w:p>
     <w:p>
@@ -25,185 +42,9 @@
           <w:b/>
           <w:sz w:val="36"/>
         </w:rPr>
-        <w:t>信息收集整合系统</w:t>
+        <w:t>集思 · 信息收集整合系统</w:t>
       </w:r>
     </w:p>
-    <w:tbl>
-      <w:tblPr>
-        <w:tblStyle w:val="TableGrid"/>
-        <w:tblW w:type="auto" w:w="0"/>
-        <w:tblLook w:firstColumn="1" w:firstRow="1" w:lastColumn="0" w:lastRow="0" w:noHBand="0" w:noVBand="1" w:val="04A0"/>
-      </w:tblPr>
-      <w:tblGrid>
-        <w:gridCol w:w="4680"/>
-        <w:gridCol w:w="4680"/>
-      </w:tblGrid>
-      <w:tr>
-        <w:tc>
-          <w:tcPr>
-            <w:tcW w:type="dxa" w:w="4680"/>
-            <w:shd w:fill="EAF2F8"/>
-          </w:tcPr>
-          <w:p>
-            <w:r>
-              <w:rPr>
-                <w:rFonts w:ascii="宋体" w:hAnsi="宋体" w:eastAsia="宋体"/>
-                <w:b w:val="0"/>
-                <w:sz w:val="20"/>
-              </w:rPr>
-              <w:t>执行标准</w:t>
-            </w:r>
-          </w:p>
-        </w:tc>
-        <w:tc>
-          <w:tcPr>
-            <w:tcW w:type="dxa" w:w="4680"/>
-          </w:tcPr>
-          <w:p>
-            <w:r>
-              <w:rPr>
-                <w:rFonts w:ascii="宋体" w:hAnsi="宋体" w:eastAsia="宋体"/>
-                <w:b w:val="0"/>
-                <w:sz w:val="20"/>
-              </w:rPr>
-              <w:t>参考 GB8567——88 / GB856T——88 文档格式</w:t>
-            </w:r>
-          </w:p>
-        </w:tc>
-      </w:tr>
-      <w:tr>
-        <w:tc>
-          <w:tcPr>
-            <w:tcW w:type="dxa" w:w="4680"/>
-            <w:shd w:fill="EAF2F8"/>
-          </w:tcPr>
-          <w:p>
-            <w:r>
-              <w:rPr>
-                <w:rFonts w:ascii="宋体" w:hAnsi="宋体" w:eastAsia="宋体"/>
-                <w:b w:val="0"/>
-                <w:sz w:val="20"/>
-              </w:rPr>
-              <w:t>文档来源</w:t>
-            </w:r>
-          </w:p>
-        </w:tc>
-        <w:tc>
-          <w:tcPr>
-            <w:tcW w:type="dxa" w:w="4680"/>
-          </w:tcPr>
-          <w:p>
-            <w:r>
-              <w:rPr>
-                <w:rFonts w:ascii="宋体" w:hAnsi="宋体" w:eastAsia="宋体"/>
-                <w:b w:val="0"/>
-                <w:sz w:val="20"/>
-              </w:rPr>
-              <w:t>郭子凌部分/测试计划.md</w:t>
-            </w:r>
-          </w:p>
-        </w:tc>
-      </w:tr>
-      <w:tr>
-        <w:tc>
-          <w:tcPr>
-            <w:tcW w:type="dxa" w:w="4680"/>
-            <w:shd w:fill="EAF2F8"/>
-          </w:tcPr>
-          <w:p>
-            <w:r>
-              <w:rPr>
-                <w:rFonts w:ascii="宋体" w:hAnsi="宋体" w:eastAsia="宋体"/>
-                <w:b w:val="0"/>
-                <w:sz w:val="20"/>
-              </w:rPr>
-              <w:t>格式处理</w:t>
-            </w:r>
-          </w:p>
-        </w:tc>
-        <w:tc>
-          <w:tcPr>
-            <w:tcW w:type="dxa" w:w="4680"/>
-          </w:tcPr>
-          <w:p>
-            <w:r>
-              <w:rPr>
-                <w:rFonts w:ascii="宋体" w:hAnsi="宋体" w:eastAsia="宋体"/>
-                <w:b w:val="0"/>
-                <w:sz w:val="20"/>
-              </w:rPr>
-              <w:t>由罗元恒统一整理为 Word 版本，原作者与修订情况以正文记录为准</w:t>
-            </w:r>
-          </w:p>
-        </w:tc>
-      </w:tr>
-      <w:tr>
-        <w:tc>
-          <w:tcPr>
-            <w:tcW w:type="dxa" w:w="4680"/>
-            <w:shd w:fill="EAF2F8"/>
-          </w:tcPr>
-          <w:p>
-            <w:r>
-              <w:rPr>
-                <w:rFonts w:ascii="宋体" w:hAnsi="宋体" w:eastAsia="宋体"/>
-                <w:b w:val="0"/>
-                <w:sz w:val="20"/>
-              </w:rPr>
-              <w:t>整理日期</w:t>
-            </w:r>
-          </w:p>
-        </w:tc>
-        <w:tc>
-          <w:tcPr>
-            <w:tcW w:type="dxa" w:w="4680"/>
-          </w:tcPr>
-          <w:p>
-            <w:r>
-              <w:rPr>
-                <w:rFonts w:ascii="宋体" w:hAnsi="宋体" w:eastAsia="宋体"/>
-                <w:b w:val="0"/>
-                <w:sz w:val="20"/>
-              </w:rPr>
-              <w:t>2026-06-24</w:t>
-            </w:r>
-          </w:p>
-        </w:tc>
-      </w:tr>
-      <w:tr>
-        <w:tc>
-          <w:tcPr>
-            <w:tcW w:type="dxa" w:w="4680"/>
-            <w:shd w:fill="EAF2F8"/>
-          </w:tcPr>
-          <w:p>
-            <w:r>
-              <w:rPr>
-                <w:rFonts w:ascii="宋体" w:hAnsi="宋体" w:eastAsia="宋体"/>
-                <w:b w:val="0"/>
-                <w:sz w:val="20"/>
-              </w:rPr>
-              <w:t>密级</w:t>
-            </w:r>
-          </w:p>
-        </w:tc>
-        <w:tc>
-          <w:tcPr>
-            <w:tcW w:type="dxa" w:w="4680"/>
-          </w:tcPr>
-          <w:p>
-            <w:r>
-              <w:rPr>
-                <w:rFonts w:ascii="宋体" w:hAnsi="宋体" w:eastAsia="宋体"/>
-                <w:b w:val="0"/>
-                <w:sz w:val="20"/>
-              </w:rPr>
-              <w:t>内部</w:t>
-            </w:r>
-          </w:p>
-        </w:tc>
-      </w:tr>
-    </w:tbl>
     <w:p>
       <w:r>
         <w:br w:type="page"/>
@@ -214,7 +55,7 @@
         <w:pStyle w:val="Heading1"/>
       </w:pPr>
       <w:r>
-        <w:t>信息收集整合系统</w:t>
+        <w:t>集思 · 信息收集整合系统</w:t>
       </w:r>
     </w:p>
     <w:p>
@@ -225,372 +66,6 @@
         <w:t>测试计划</w:t>
       </w:r>
     </w:p>
-    <w:tbl>
-      <w:tblPr>
-        <w:tblStyle w:val="TableGrid"/>
-        <w:tblW w:type="auto" w:w="0"/>
-        <w:tblLook w:firstColumn="1" w:firstRow="1" w:lastColumn="0" w:lastRow="0" w:noHBand="0" w:noVBand="1" w:val="04A0"/>
-      </w:tblPr>
-      <w:tblGrid>
-        <w:gridCol w:w="4680"/>
-        <w:gridCol w:w="4680"/>
-      </w:tblGrid>
-      <w:tr>
-        <w:tc>
-          <w:tcPr>
-            <w:tcW w:type="dxa" w:w="4680"/>
-            <w:shd w:fill="D9EAF7"/>
-          </w:tcPr>
-          <w:p>
-            <w:r>
-              <w:rPr>
-                <w:rFonts w:ascii="宋体" w:hAnsi="宋体" w:eastAsia="宋体"/>
-                <w:b/>
-                <w:sz w:val="20"/>
-              </w:rPr>
-              <w:t>字段</w:t>
-            </w:r>
-          </w:p>
-        </w:tc>
-        <w:tc>
-          <w:tcPr>
-            <w:tcW w:type="dxa" w:w="4680"/>
-            <w:shd w:fill="D9EAF7"/>
-          </w:tcPr>
-          <w:p>
-            <w:r>
-              <w:rPr>
-                <w:rFonts w:ascii="宋体" w:hAnsi="宋体" w:eastAsia="宋体"/>
-                <w:b/>
-                <w:sz w:val="20"/>
-              </w:rPr>
-              <w:t>内容</w:t>
-            </w:r>
-          </w:p>
-        </w:tc>
-      </w:tr>
-      <w:tr>
-        <w:tc>
-          <w:tcPr>
-            <w:tcW w:type="dxa" w:w="4680"/>
-          </w:tcPr>
-          <w:p>
-            <w:r>
-              <w:rPr>
-                <w:rFonts w:ascii="宋体" w:hAnsi="宋体" w:eastAsia="宋体"/>
-                <w:b w:val="0"/>
-                <w:sz w:val="20"/>
-              </w:rPr>
-              <w:t>文档编号</w:t>
-            </w:r>
-          </w:p>
-        </w:tc>
-        <w:tc>
-          <w:tcPr>
-            <w:tcW w:type="dxa" w:w="4680"/>
-          </w:tcPr>
-          <w:p>
-            <w:r>
-              <w:rPr>
-                <w:rFonts w:ascii="宋体" w:hAnsi="宋体" w:eastAsia="宋体"/>
-                <w:b w:val="0"/>
-                <w:sz w:val="20"/>
-              </w:rPr>
-              <w:t>TEST-PLAN-001</w:t>
-            </w:r>
-          </w:p>
-        </w:tc>
-      </w:tr>
-      <w:tr>
-        <w:tc>
-          <w:tcPr>
-            <w:tcW w:type="dxa" w:w="4680"/>
-          </w:tcPr>
-          <w:p>
-            <w:r>
-              <w:rPr>
-                <w:rFonts w:ascii="宋体" w:hAnsi="宋体" w:eastAsia="宋体"/>
-                <w:b w:val="0"/>
-                <w:sz w:val="20"/>
-              </w:rPr>
-              <w:t>执行标准</w:t>
-            </w:r>
-          </w:p>
-        </w:tc>
-        <w:tc>
-          <w:tcPr>
-            <w:tcW w:type="dxa" w:w="4680"/>
-          </w:tcPr>
-          <w:p>
-            <w:r>
-              <w:rPr>
-                <w:rFonts w:ascii="宋体" w:hAnsi="宋体" w:eastAsia="宋体"/>
-                <w:b w:val="0"/>
-                <w:sz w:val="20"/>
-              </w:rPr>
-              <w:t>参考 GB8567——88 文档格式</w:t>
-            </w:r>
-          </w:p>
-        </w:tc>
-      </w:tr>
-      <w:tr>
-        <w:tc>
-          <w:tcPr>
-            <w:tcW w:type="dxa" w:w="4680"/>
-          </w:tcPr>
-          <w:p>
-            <w:r>
-              <w:rPr>
-                <w:rFonts w:ascii="宋体" w:hAnsi="宋体" w:eastAsia="宋体"/>
-                <w:b w:val="0"/>
-                <w:sz w:val="20"/>
-              </w:rPr>
-              <w:t>版本</w:t>
-            </w:r>
-          </w:p>
-        </w:tc>
-        <w:tc>
-          <w:tcPr>
-            <w:tcW w:type="dxa" w:w="4680"/>
-          </w:tcPr>
-          <w:p>
-            <w:r>
-              <w:rPr>
-                <w:rFonts w:ascii="宋体" w:hAnsi="宋体" w:eastAsia="宋体"/>
-                <w:b w:val="0"/>
-                <w:sz w:val="20"/>
-              </w:rPr>
-              <w:t>V1.1</w:t>
-            </w:r>
-          </w:p>
-        </w:tc>
-      </w:tr>
-      <w:tr>
-        <w:tc>
-          <w:tcPr>
-            <w:tcW w:type="dxa" w:w="4680"/>
-          </w:tcPr>
-          <w:p>
-            <w:r>
-              <w:rPr>
-                <w:rFonts w:ascii="宋体" w:hAnsi="宋体" w:eastAsia="宋体"/>
-                <w:b w:val="0"/>
-                <w:sz w:val="20"/>
-              </w:rPr>
-              <w:t>密级</w:t>
-            </w:r>
-          </w:p>
-        </w:tc>
-        <w:tc>
-          <w:tcPr>
-            <w:tcW w:type="dxa" w:w="4680"/>
-          </w:tcPr>
-          <w:p>
-            <w:r>
-              <w:rPr>
-                <w:rFonts w:ascii="宋体" w:hAnsi="宋体" w:eastAsia="宋体"/>
-                <w:b w:val="0"/>
-                <w:sz w:val="20"/>
-              </w:rPr>
-              <w:t>内部</w:t>
-            </w:r>
-          </w:p>
-        </w:tc>
-      </w:tr>
-      <w:tr>
-        <w:tc>
-          <w:tcPr>
-            <w:tcW w:type="dxa" w:w="4680"/>
-          </w:tcPr>
-          <w:p>
-            <w:r>
-              <w:rPr>
-                <w:rFonts w:ascii="宋体" w:hAnsi="宋体" w:eastAsia="宋体"/>
-                <w:b w:val="0"/>
-                <w:sz w:val="20"/>
-              </w:rPr>
-              <w:t>编写日期</w:t>
-            </w:r>
-          </w:p>
-        </w:tc>
-        <w:tc>
-          <w:tcPr>
-            <w:tcW w:type="dxa" w:w="4680"/>
-          </w:tcPr>
-          <w:p>
-            <w:r>
-              <w:rPr>
-                <w:rFonts w:ascii="宋体" w:hAnsi="宋体" w:eastAsia="宋体"/>
-                <w:b w:val="0"/>
-                <w:sz w:val="20"/>
-              </w:rPr>
-              <w:t>2026-06-23</w:t>
-            </w:r>
-          </w:p>
-        </w:tc>
-      </w:tr>
-      <w:tr>
-        <w:tc>
-          <w:tcPr>
-            <w:tcW w:type="dxa" w:w="4680"/>
-          </w:tcPr>
-          <w:p>
-            <w:r>
-              <w:rPr>
-                <w:rFonts w:ascii="宋体" w:hAnsi="宋体" w:eastAsia="宋体"/>
-                <w:b w:val="0"/>
-                <w:sz w:val="20"/>
-              </w:rPr>
-              <w:t>编写人</w:t>
-            </w:r>
-          </w:p>
-        </w:tc>
-        <w:tc>
-          <w:tcPr>
-            <w:tcW w:type="dxa" w:w="4680"/>
-          </w:tcPr>
-          <w:p>
-            <w:r>
-              <w:rPr>
-                <w:rFonts w:ascii="宋体" w:hAnsi="宋体" w:eastAsia="宋体"/>
-                <w:b w:val="0"/>
-                <w:sz w:val="20"/>
-              </w:rPr>
-              <w:t>郭子凌</w:t>
-            </w:r>
-          </w:p>
-        </w:tc>
-      </w:tr>
-      <w:tr>
-        <w:tc>
-          <w:tcPr>
-            <w:tcW w:type="dxa" w:w="4680"/>
-          </w:tcPr>
-          <w:p>
-            <w:r>
-              <w:rPr>
-                <w:rFonts w:ascii="宋体" w:hAnsi="宋体" w:eastAsia="宋体"/>
-                <w:b w:val="0"/>
-                <w:sz w:val="20"/>
-              </w:rPr>
-              <w:t>修订人</w:t>
-            </w:r>
-          </w:p>
-        </w:tc>
-        <w:tc>
-          <w:tcPr>
-            <w:tcW w:type="dxa" w:w="4680"/>
-          </w:tcPr>
-          <w:p>
-            <w:r>
-              <w:rPr>
-                <w:rFonts w:ascii="宋体" w:hAnsi="宋体" w:eastAsia="宋体"/>
-                <w:b w:val="0"/>
-                <w:sz w:val="20"/>
-              </w:rPr>
-              <w:t>罗元恒</w:t>
-            </w:r>
-          </w:p>
-        </w:tc>
-      </w:tr>
-      <w:tr>
-        <w:tc>
-          <w:tcPr>
-            <w:tcW w:type="dxa" w:w="4680"/>
-          </w:tcPr>
-          <w:p>
-            <w:r>
-              <w:rPr>
-                <w:rFonts w:ascii="宋体" w:hAnsi="宋体" w:eastAsia="宋体"/>
-                <w:b w:val="0"/>
-                <w:sz w:val="20"/>
-              </w:rPr>
-              <w:t>修订日期</w:t>
-            </w:r>
-          </w:p>
-        </w:tc>
-        <w:tc>
-          <w:tcPr>
-            <w:tcW w:type="dxa" w:w="4680"/>
-          </w:tcPr>
-          <w:p>
-            <w:r>
-              <w:rPr>
-                <w:rFonts w:ascii="宋体" w:hAnsi="宋体" w:eastAsia="宋体"/>
-                <w:b w:val="0"/>
-                <w:sz w:val="20"/>
-              </w:rPr>
-              <w:t>2026-06-24</w:t>
-            </w:r>
-          </w:p>
-        </w:tc>
-      </w:tr>
-      <w:tr>
-        <w:tc>
-          <w:tcPr>
-            <w:tcW w:type="dxa" w:w="4680"/>
-          </w:tcPr>
-          <w:p>
-            <w:r>
-              <w:rPr>
-                <w:rFonts w:ascii="宋体" w:hAnsi="宋体" w:eastAsia="宋体"/>
-                <w:b w:val="0"/>
-                <w:sz w:val="20"/>
-              </w:rPr>
-              <w:t>审查人</w:t>
-            </w:r>
-          </w:p>
-        </w:tc>
-        <w:tc>
-          <w:tcPr>
-            <w:tcW w:type="dxa" w:w="4680"/>
-          </w:tcPr>
-          <w:p>
-            <w:r>
-              <w:rPr>
-                <w:rFonts w:ascii="宋体" w:hAnsi="宋体" w:eastAsia="宋体"/>
-                <w:b w:val="0"/>
-                <w:sz w:val="20"/>
-              </w:rPr>
-              <w:t>罗元恒</w:t>
-            </w:r>
-          </w:p>
-        </w:tc>
-      </w:tr>
-      <w:tr>
-        <w:tc>
-          <w:tcPr>
-            <w:tcW w:type="dxa" w:w="4680"/>
-          </w:tcPr>
-          <w:p>
-            <w:r>
-              <w:rPr>
-                <w:rFonts w:ascii="宋体" w:hAnsi="宋体" w:eastAsia="宋体"/>
-                <w:b w:val="0"/>
-                <w:sz w:val="20"/>
-              </w:rPr>
-              <w:t>适用阶段</w:t>
-            </w:r>
-          </w:p>
-        </w:tc>
-        <w:tc>
-          <w:tcPr>
-            <w:tcW w:type="dxa" w:w="4680"/>
-          </w:tcPr>
-          <w:p>
-            <w:r>
-              <w:rPr>
-                <w:rFonts w:ascii="宋体" w:hAnsi="宋体" w:eastAsia="宋体"/>
-                <w:b w:val="0"/>
-                <w:sz w:val="20"/>
-              </w:rPr>
-              <w:t>系统测试与结题验收</w:t>
-            </w:r>
-          </w:p>
-        </w:tc>
-      </w:tr>
-    </w:tbl>
-    <w:p/>
     <w:p>
       <w:pPr>
         <w:pStyle w:val="Heading2"/>
@@ -606,7 +81,7 @@
           <w:b w:val="0"/>
           <w:sz w:val="22"/>
         </w:rPr>
-        <w:t>本测试计划用于规范信息收集整合系统的测试范围、测试方法、测试环境和通过标准。测试工作覆盖数据源配置、采集任务、数据清洗、趋势分析、接口调用、前端演示和性能冒烟验证，最终由罗元恒统一审查并纳入项目归档。</w:t>
+        <w:t>本测试计划用于规范集思 · 信息收集整合系统的测试范围、测试方法、测试环境和通过标准。测试工作覆盖数据源配置、采集任务、数据清洗、趋势分析、接口调用、前端演示和性能冒烟验证，最终由罗元恒统一审查并纳入项目归档。</w:t>
       </w:r>
     </w:p>
     <w:p>
